--- a/petrogradka/Темы_спорт_для_друга.docx
+++ b/petrogradka/Темы_спорт_для_друга.docx
@@ -12,7 +12,7 @@
     </w:p>
     <w:p>
       <w:r>
-        <w:t>Для друга Никиты, 8 класс. Составлено по инструкции «Занятие 5»: тема через двоеточие, слева предмет, справа вопрос к нему. Продуктом проекта может стать буклет, стенд, карта или лента времени.</w:t>
+        <w:t>Для друга Никиты, 8 класс. Все места находятся в Петроградском районе (Крестовский и Петровский острова, Петроградская сторона). Составлено по инструкции «Занятие 5»: тема через двоеточие, слева предмет, справа вопрос к нему. Продуктом проекта может стать буклет, стенд, карта или лента времени.</w:t>
       </w:r>
     </w:p>
     <w:p>
@@ -68,6 +68,17 @@
       </w:r>
     </w:p>
     <w:p>
+      <w:r>
+        <w:rPr>
+          <w:b/>
+        </w:rPr>
+        <w:t xml:space="preserve">Продукт: </w:t>
+      </w:r>
+      <w:r>
+        <w:t>стенд или буклет «Блокадный матч» с фотографиями памятного знака.</w:t>
+      </w:r>
+    </w:p>
+    <w:p>
       <w:pPr>
         <w:pStyle w:val="Heading2"/>
       </w:pPr>
@@ -112,6 +123,17 @@
     <w:p>
       <w:r>
         <w:t>4) Составить ленту времени «Стадион на Крестовском: от насыпного холма до новой арены».</w:t>
+      </w:r>
+    </w:p>
+    <w:p>
+      <w:r>
+        <w:rPr>
+          <w:b/>
+        </w:rPr>
+        <w:t xml:space="preserve">Продукт: </w:t>
+      </w:r>
+      <w:r>
+        <w:t>лента времени (плакат) «Стадион на Крестовском: от стадиона имени Кирова до новой арены».</w:t>
       </w:r>
     </w:p>
     <w:p>
@@ -162,6 +184,17 @@
       </w:r>
     </w:p>
     <w:p>
+      <w:r>
+        <w:rPr>
+          <w:b/>
+        </w:rPr>
+        <w:t xml:space="preserve">Продукт: </w:t>
+      </w:r>
+      <w:r>
+        <w:t>памятка «Как подростку начать заниматься парусным спортом на Петроградской стороне» с картой яхт-клубов.</w:t>
+      </w:r>
+    </w:p>
+    <w:p>
       <w:pPr>
         <w:pStyle w:val="Heading2"/>
       </w:pPr>
@@ -206,6 +239,17 @@
     <w:p>
       <w:r>
         <w:t>4) Составить рассказ-презентацию «Знаменитые спортсмены „Юбилейного“».</w:t>
+      </w:r>
+    </w:p>
+    <w:p>
+      <w:r>
+        <w:rPr>
+          <w:b/>
+        </w:rPr>
+        <w:t xml:space="preserve">Продукт: </w:t>
+      </w:r>
+      <w:r>
+        <w:t>презентация «Знаменитые спортсмены „Юбилейного“» для классного часа.</w:t>
       </w:r>
     </w:p>
     <w:p>
@@ -256,6 +300,17 @@
       </w:r>
     </w:p>
     <w:p>
+      <w:r>
+        <w:rPr>
+          <w:b/>
+        </w:rPr>
+        <w:t xml:space="preserve">Продукт: </w:t>
+      </w:r>
+      <w:r>
+        <w:t>лента времени стадиона «Петровский» с фотографиями.</w:t>
+      </w:r>
+    </w:p>
+    <w:p>
       <w:pPr>
         <w:pStyle w:val="Heading2"/>
       </w:pPr>
@@ -300,6 +355,17 @@
     <w:p>
       <w:r>
         <w:t>4) Составить карту «Спорт бесплатно на Петроградской» и представить её в классе.</w:t>
+      </w:r>
+    </w:p>
+    <w:p>
+      <w:r>
+        <w:rPr>
+          <w:b/>
+        </w:rPr>
+        <w:t xml:space="preserve">Продукт: </w:t>
+      </w:r>
+      <w:r>
+        <w:t>карта «Спорт бесплатно на Петроградской» для школьников.</w:t>
       </w:r>
     </w:p>
     <w:sectPr>
